--- a/examples/Rmd/doc/6-PatternMining.docx
+++ b/examples/Rmd/doc/6-PatternMining.docx
@@ -210,124 +210,124 @@
         <w:rPr>
           <w:rStyle w:val="VerbatimChar"/>
         </w:rPr>
-        <w:t xml:space="preserve">##   age        workclass fnlwgt education education-num     marital-status        occupation  relationship  race    sex</w:t>
-      </w:r>
-      <w:r>
-        <w:br/>
-      </w:r>
-      <w:r>
-        <w:rPr>
-          <w:rStyle w:val="VerbatimChar"/>
-        </w:rPr>
-        <w:t xml:space="preserve">## 1  39        State-gov  77516 Bachelors            13      Never-married      Adm-clerical Not-in-family White   Male</w:t>
-      </w:r>
-      <w:r>
-        <w:br/>
-      </w:r>
-      <w:r>
-        <w:rPr>
-          <w:rStyle w:val="VerbatimChar"/>
-        </w:rPr>
-        <w:t xml:space="preserve">## 2  50 Self-emp-not-inc  83311 Bachelors            13 Married-civ-spouse   Exec-managerial       Husband White   Male</w:t>
-      </w:r>
-      <w:r>
-        <w:br/>
-      </w:r>
-      <w:r>
-        <w:rPr>
-          <w:rStyle w:val="VerbatimChar"/>
-        </w:rPr>
-        <w:t xml:space="preserve">## 3  38          Private 215646   HS-grad             9           Divorced Handlers-cleaners Not-in-family White   Male</w:t>
-      </w:r>
-      <w:r>
-        <w:br/>
-      </w:r>
-      <w:r>
-        <w:rPr>
-          <w:rStyle w:val="VerbatimChar"/>
-        </w:rPr>
-        <w:t xml:space="preserve">## 4  53          Private 234721      11th             7 Married-civ-spouse Handlers-cleaners       Husband Black   Male</w:t>
-      </w:r>
-      <w:r>
-        <w:br/>
-      </w:r>
-      <w:r>
-        <w:rPr>
-          <w:rStyle w:val="VerbatimChar"/>
-        </w:rPr>
-        <w:t xml:space="preserve">## 5  28          Private 338409 Bachelors            13 Married-civ-spouse    Prof-specialty          Wife Black Female</w:t>
-      </w:r>
-      <w:r>
-        <w:br/>
-      </w:r>
-      <w:r>
-        <w:rPr>
-          <w:rStyle w:val="VerbatimChar"/>
-        </w:rPr>
-        <w:t xml:space="preserve">## 6  37          Private 284582   Masters            14 Married-civ-spouse   Exec-managerial          Wife White Female</w:t>
-      </w:r>
-      <w:r>
-        <w:br/>
-      </w:r>
-      <w:r>
-        <w:rPr>
-          <w:rStyle w:val="VerbatimChar"/>
-        </w:rPr>
-        <w:t xml:space="preserve">##   capital-gain capital-loss hours-per-week native-country income</w:t>
-      </w:r>
-      <w:r>
-        <w:br/>
-      </w:r>
-      <w:r>
-        <w:rPr>
-          <w:rStyle w:val="VerbatimChar"/>
-        </w:rPr>
-        <w:t xml:space="preserve">## 1         2174            0             40  United-States  small</w:t>
-      </w:r>
-      <w:r>
-        <w:br/>
-      </w:r>
-      <w:r>
-        <w:rPr>
-          <w:rStyle w:val="VerbatimChar"/>
-        </w:rPr>
-        <w:t xml:space="preserve">## 2            0            0             13  United-States  small</w:t>
-      </w:r>
-      <w:r>
-        <w:br/>
-      </w:r>
-      <w:r>
-        <w:rPr>
-          <w:rStyle w:val="VerbatimChar"/>
-        </w:rPr>
-        <w:t xml:space="preserve">## 3            0            0             40  United-States  small</w:t>
-      </w:r>
-      <w:r>
-        <w:br/>
-      </w:r>
-      <w:r>
-        <w:rPr>
-          <w:rStyle w:val="VerbatimChar"/>
-        </w:rPr>
-        <w:t xml:space="preserve">## 4            0            0             40  United-States  small</w:t>
-      </w:r>
-      <w:r>
-        <w:br/>
-      </w:r>
-      <w:r>
-        <w:rPr>
-          <w:rStyle w:val="VerbatimChar"/>
-        </w:rPr>
-        <w:t xml:space="preserve">## 5            0            0             40           Cuba  small</w:t>
-      </w:r>
-      <w:r>
-        <w:br/>
-      </w:r>
-      <w:r>
-        <w:rPr>
-          <w:rStyle w:val="VerbatimChar"/>
-        </w:rPr>
-        <w:t xml:space="preserve">## 6            0            0             40  United-States  small</w:t>
+        <w:t xml:space="preserve">##   age        workclass fnlwgt education education-num     marital-status        occupation  relationship  race    sex capital-gain capital-loss</w:t>
+      </w:r>
+      <w:r>
+        <w:br/>
+      </w:r>
+      <w:r>
+        <w:rPr>
+          <w:rStyle w:val="VerbatimChar"/>
+        </w:rPr>
+        <w:t xml:space="preserve">## 1  39        State-gov  77516 Bachelors            13      Never-married      Adm-clerical Not-in-family White   Male         2174            0</w:t>
+      </w:r>
+      <w:r>
+        <w:br/>
+      </w:r>
+      <w:r>
+        <w:rPr>
+          <w:rStyle w:val="VerbatimChar"/>
+        </w:rPr>
+        <w:t xml:space="preserve">## 2  50 Self-emp-not-inc  83311 Bachelors            13 Married-civ-spouse   Exec-managerial       Husband White   Male            0            0</w:t>
+      </w:r>
+      <w:r>
+        <w:br/>
+      </w:r>
+      <w:r>
+        <w:rPr>
+          <w:rStyle w:val="VerbatimChar"/>
+        </w:rPr>
+        <w:t xml:space="preserve">## 3  38          Private 215646   HS-grad             9           Divorced Handlers-cleaners Not-in-family White   Male            0            0</w:t>
+      </w:r>
+      <w:r>
+        <w:br/>
+      </w:r>
+      <w:r>
+        <w:rPr>
+          <w:rStyle w:val="VerbatimChar"/>
+        </w:rPr>
+        <w:t xml:space="preserve">## 4  53          Private 234721      11th             7 Married-civ-spouse Handlers-cleaners       Husband Black   Male            0            0</w:t>
+      </w:r>
+      <w:r>
+        <w:br/>
+      </w:r>
+      <w:r>
+        <w:rPr>
+          <w:rStyle w:val="VerbatimChar"/>
+        </w:rPr>
+        <w:t xml:space="preserve">## 5  28          Private 338409 Bachelors            13 Married-civ-spouse    Prof-specialty          Wife Black Female            0            0</w:t>
+      </w:r>
+      <w:r>
+        <w:br/>
+      </w:r>
+      <w:r>
+        <w:rPr>
+          <w:rStyle w:val="VerbatimChar"/>
+        </w:rPr>
+        <w:t xml:space="preserve">## 6  37          Private 284582   Masters            14 Married-civ-spouse   Exec-managerial          Wife White Female            0            0</w:t>
+      </w:r>
+      <w:r>
+        <w:br/>
+      </w:r>
+      <w:r>
+        <w:rPr>
+          <w:rStyle w:val="VerbatimChar"/>
+        </w:rPr>
+        <w:t xml:space="preserve">##   hours-per-week native-country income</w:t>
+      </w:r>
+      <w:r>
+        <w:br/>
+      </w:r>
+      <w:r>
+        <w:rPr>
+          <w:rStyle w:val="VerbatimChar"/>
+        </w:rPr>
+        <w:t xml:space="preserve">## 1             40  United-States  small</w:t>
+      </w:r>
+      <w:r>
+        <w:br/>
+      </w:r>
+      <w:r>
+        <w:rPr>
+          <w:rStyle w:val="VerbatimChar"/>
+        </w:rPr>
+        <w:t xml:space="preserve">## 2             13  United-States  small</w:t>
+      </w:r>
+      <w:r>
+        <w:br/>
+      </w:r>
+      <w:r>
+        <w:rPr>
+          <w:rStyle w:val="VerbatimChar"/>
+        </w:rPr>
+        <w:t xml:space="preserve">## 3             40  United-States  small</w:t>
+      </w:r>
+      <w:r>
+        <w:br/>
+      </w:r>
+      <w:r>
+        <w:rPr>
+          <w:rStyle w:val="VerbatimChar"/>
+        </w:rPr>
+        <w:t xml:space="preserve">## 4             40  United-States  small</w:t>
+      </w:r>
+      <w:r>
+        <w:br/>
+      </w:r>
+      <w:r>
+        <w:rPr>
+          <w:rStyle w:val="VerbatimChar"/>
+        </w:rPr>
+        <w:t xml:space="preserve">## 5             40           Cuba  small</w:t>
+      </w:r>
+      <w:r>
+        <w:br/>
+      </w:r>
+      <w:r>
+        <w:rPr>
+          <w:rStyle w:val="VerbatimChar"/>
+        </w:rPr>
+        <w:t xml:space="preserve">## 6             40  United-States  small</w:t>
       </w:r>
     </w:p>
     <w:bookmarkEnd w:id="20"/>
@@ -1684,124 +1684,124 @@
         <w:rPr>
           <w:rStyle w:val="VerbatimChar"/>
         </w:rPr>
-        <w:t xml:space="preserve">##           age        workclass education     marital-status        occupation  relationship  race    sex capital-gain</w:t>
-      </w:r>
-      <w:r>
-        <w:br/>
-      </w:r>
-      <w:r>
-        <w:rPr>
-          <w:rStyle w:val="VerbatimChar"/>
-        </w:rPr>
-        <w:t xml:space="preserve">## 1 Middle-aged        State-gov Bachelors      Never-married      Adm-clerical Not-in-family White   Male          Low</w:t>
-      </w:r>
-      <w:r>
-        <w:br/>
-      </w:r>
-      <w:r>
-        <w:rPr>
-          <w:rStyle w:val="VerbatimChar"/>
-        </w:rPr>
-        <w:t xml:space="preserve">## 2      Senior Self-emp-not-inc Bachelors Married-civ-spouse   Exec-managerial       Husband White   Male         None</w:t>
-      </w:r>
-      <w:r>
-        <w:br/>
-      </w:r>
-      <w:r>
-        <w:rPr>
-          <w:rStyle w:val="VerbatimChar"/>
-        </w:rPr>
-        <w:t xml:space="preserve">## 3 Middle-aged          Private   HS-grad           Divorced Handlers-cleaners Not-in-family White   Male         None</w:t>
-      </w:r>
-      <w:r>
-        <w:br/>
-      </w:r>
-      <w:r>
-        <w:rPr>
-          <w:rStyle w:val="VerbatimChar"/>
-        </w:rPr>
-        <w:t xml:space="preserve">## 4      Senior          Private      11th Married-civ-spouse Handlers-cleaners       Husband Black   Male         None</w:t>
-      </w:r>
-      <w:r>
-        <w:br/>
-      </w:r>
-      <w:r>
-        <w:rPr>
-          <w:rStyle w:val="VerbatimChar"/>
-        </w:rPr>
-        <w:t xml:space="preserve">## 5 Middle-aged          Private Bachelors Married-civ-spouse    Prof-specialty          Wife Black Female         None</w:t>
-      </w:r>
-      <w:r>
-        <w:br/>
-      </w:r>
-      <w:r>
-        <w:rPr>
-          <w:rStyle w:val="VerbatimChar"/>
-        </w:rPr>
-        <w:t xml:space="preserve">## 6 Middle-aged          Private   Masters Married-civ-spouse   Exec-managerial          Wife White Female         None</w:t>
-      </w:r>
-      <w:r>
-        <w:br/>
-      </w:r>
-      <w:r>
-        <w:rPr>
-          <w:rStyle w:val="VerbatimChar"/>
-        </w:rPr>
-        <w:t xml:space="preserve">##   capital-loss hours-per-week native-country income</w:t>
-      </w:r>
-      <w:r>
-        <w:br/>
-      </w:r>
-      <w:r>
-        <w:rPr>
-          <w:rStyle w:val="VerbatimChar"/>
-        </w:rPr>
-        <w:t xml:space="preserve">## 1         None      Full-time  United-States  small</w:t>
-      </w:r>
-      <w:r>
-        <w:br/>
-      </w:r>
-      <w:r>
-        <w:rPr>
-          <w:rStyle w:val="VerbatimChar"/>
-        </w:rPr>
-        <w:t xml:space="preserve">## 2         None      Part-time  United-States  small</w:t>
-      </w:r>
-      <w:r>
-        <w:br/>
-      </w:r>
-      <w:r>
-        <w:rPr>
-          <w:rStyle w:val="VerbatimChar"/>
-        </w:rPr>
-        <w:t xml:space="preserve">## 3         None      Full-time  United-States  small</w:t>
-      </w:r>
-      <w:r>
-        <w:br/>
-      </w:r>
-      <w:r>
-        <w:rPr>
-          <w:rStyle w:val="VerbatimChar"/>
-        </w:rPr>
-        <w:t xml:space="preserve">## 4         None      Full-time  United-States  small</w:t>
-      </w:r>
-      <w:r>
-        <w:br/>
-      </w:r>
-      <w:r>
-        <w:rPr>
-          <w:rStyle w:val="VerbatimChar"/>
-        </w:rPr>
-        <w:t xml:space="preserve">## 5         None      Full-time           Cuba  small</w:t>
-      </w:r>
-      <w:r>
-        <w:br/>
-      </w:r>
-      <w:r>
-        <w:rPr>
-          <w:rStyle w:val="VerbatimChar"/>
-        </w:rPr>
-        <w:t xml:space="preserve">## 6         None      Full-time  United-States  small</w:t>
+        <w:t xml:space="preserve">##           age        workclass education     marital-status        occupation  relationship  race    sex capital-gain capital-loss</w:t>
+      </w:r>
+      <w:r>
+        <w:br/>
+      </w:r>
+      <w:r>
+        <w:rPr>
+          <w:rStyle w:val="VerbatimChar"/>
+        </w:rPr>
+        <w:t xml:space="preserve">## 1 Middle-aged        State-gov Bachelors      Never-married      Adm-clerical Not-in-family White   Male          Low         None</w:t>
+      </w:r>
+      <w:r>
+        <w:br/>
+      </w:r>
+      <w:r>
+        <w:rPr>
+          <w:rStyle w:val="VerbatimChar"/>
+        </w:rPr>
+        <w:t xml:space="preserve">## 2      Senior Self-emp-not-inc Bachelors Married-civ-spouse   Exec-managerial       Husband White   Male         None         None</w:t>
+      </w:r>
+      <w:r>
+        <w:br/>
+      </w:r>
+      <w:r>
+        <w:rPr>
+          <w:rStyle w:val="VerbatimChar"/>
+        </w:rPr>
+        <w:t xml:space="preserve">## 3 Middle-aged          Private   HS-grad           Divorced Handlers-cleaners Not-in-family White   Male         None         None</w:t>
+      </w:r>
+      <w:r>
+        <w:br/>
+      </w:r>
+      <w:r>
+        <w:rPr>
+          <w:rStyle w:val="VerbatimChar"/>
+        </w:rPr>
+        <w:t xml:space="preserve">## 4      Senior          Private      11th Married-civ-spouse Handlers-cleaners       Husband Black   Male         None         None</w:t>
+      </w:r>
+      <w:r>
+        <w:br/>
+      </w:r>
+      <w:r>
+        <w:rPr>
+          <w:rStyle w:val="VerbatimChar"/>
+        </w:rPr>
+        <w:t xml:space="preserve">## 5 Middle-aged          Private Bachelors Married-civ-spouse    Prof-specialty          Wife Black Female         None         None</w:t>
+      </w:r>
+      <w:r>
+        <w:br/>
+      </w:r>
+      <w:r>
+        <w:rPr>
+          <w:rStyle w:val="VerbatimChar"/>
+        </w:rPr>
+        <w:t xml:space="preserve">## 6 Middle-aged          Private   Masters Married-civ-spouse   Exec-managerial          Wife White Female         None         None</w:t>
+      </w:r>
+      <w:r>
+        <w:br/>
+      </w:r>
+      <w:r>
+        <w:rPr>
+          <w:rStyle w:val="VerbatimChar"/>
+        </w:rPr>
+        <w:t xml:space="preserve">##   hours-per-week native-country income</w:t>
+      </w:r>
+      <w:r>
+        <w:br/>
+      </w:r>
+      <w:r>
+        <w:rPr>
+          <w:rStyle w:val="VerbatimChar"/>
+        </w:rPr>
+        <w:t xml:space="preserve">## 1      Full-time  United-States  small</w:t>
+      </w:r>
+      <w:r>
+        <w:br/>
+      </w:r>
+      <w:r>
+        <w:rPr>
+          <w:rStyle w:val="VerbatimChar"/>
+        </w:rPr>
+        <w:t xml:space="preserve">## 2      Part-time  United-States  small</w:t>
+      </w:r>
+      <w:r>
+        <w:br/>
+      </w:r>
+      <w:r>
+        <w:rPr>
+          <w:rStyle w:val="VerbatimChar"/>
+        </w:rPr>
+        <w:t xml:space="preserve">## 3      Full-time  United-States  small</w:t>
+      </w:r>
+      <w:r>
+        <w:br/>
+      </w:r>
+      <w:r>
+        <w:rPr>
+          <w:rStyle w:val="VerbatimChar"/>
+        </w:rPr>
+        <w:t xml:space="preserve">## 4      Full-time  United-States  small</w:t>
+      </w:r>
+      <w:r>
+        <w:br/>
+      </w:r>
+      <w:r>
+        <w:rPr>
+          <w:rStyle w:val="VerbatimChar"/>
+        </w:rPr>
+        <w:t xml:space="preserve">## 5      Full-time           Cuba  small</w:t>
+      </w:r>
+      <w:r>
+        <w:br/>
+      </w:r>
+      <w:r>
+        <w:rPr>
+          <w:rStyle w:val="VerbatimChar"/>
+        </w:rPr>
+        <w:t xml:space="preserve">## 6      Full-time  United-States  small</w:t>
       </w:r>
     </w:p>
     <w:bookmarkEnd w:id="22"/>
@@ -2262,25 +2262,25 @@
         <w:rPr>
           <w:rStyle w:val="VerbatimChar"/>
         </w:rPr>
-        <w:t xml:space="preserve">## set transactions ...[115 item(s), 48842 transaction(s)] done [0.03s].</w:t>
-      </w:r>
-      <w:r>
-        <w:br/>
-      </w:r>
-      <w:r>
-        <w:rPr>
-          <w:rStyle w:val="VerbatimChar"/>
-        </w:rPr>
-        <w:t xml:space="preserve">## sorting and recoding items ... [9 item(s)] done [0.00s].</w:t>
-      </w:r>
-      <w:r>
-        <w:br/>
-      </w:r>
-      <w:r>
-        <w:rPr>
-          <w:rStyle w:val="VerbatimChar"/>
-        </w:rPr>
-        <w:t xml:space="preserve">## creating transaction tree ... done [0.01s].</w:t>
+        <w:t xml:space="preserve">## set transactions ...[115 item(s), 48842 transaction(s)] done [0.05s].</w:t>
+      </w:r>
+      <w:r>
+        <w:br/>
+      </w:r>
+      <w:r>
+        <w:rPr>
+          <w:rStyle w:val="VerbatimChar"/>
+        </w:rPr>
+        <w:t xml:space="preserve">## sorting and recoding items ... [9 item(s)] done [0.01s].</w:t>
+      </w:r>
+      <w:r>
+        <w:br/>
+      </w:r>
+      <w:r>
+        <w:rPr>
+          <w:rStyle w:val="VerbatimChar"/>
+        </w:rPr>
+        <w:t xml:space="preserve">## creating transaction tree ... done [0.03s].</w:t>
       </w:r>
       <w:r>
         <w:br/>
@@ -2335,304 +2335,169 @@
         <w:rPr>
           <w:rStyle w:val="VerbatimChar"/>
         </w:rPr>
-        <w:t xml:space="preserve">##      lhs                               rhs                   support confidence  coverage      lift count</w:t>
-      </w:r>
-      <w:r>
-        <w:br/>
-      </w:r>
-      <w:r>
-        <w:rPr>
-          <w:rStyle w:val="VerbatimChar"/>
-        </w:rPr>
-        <w:t xml:space="preserve">## [1]  {hours-per-week=Full-time}     =&gt; {capital-gain=None} 0.5435895  0.9290688 0.5850907 1.0127342 26550</w:t>
-      </w:r>
-      <w:r>
-        <w:br/>
-      </w:r>
-      <w:r>
-        <w:rPr>
-          <w:rStyle w:val="VerbatimChar"/>
-        </w:rPr>
-        <w:t xml:space="preserve">## [2]  {sex=Male}                     =&gt; {capital-gain=None} 0.6050735  0.9051455 0.6684820 0.9866565 29553</w:t>
-      </w:r>
-      <w:r>
-        <w:br/>
-      </w:r>
-      <w:r>
-        <w:rPr>
-          <w:rStyle w:val="VerbatimChar"/>
-        </w:rPr>
-        <w:t xml:space="preserve">## [3]  {workclass=Private}            =&gt; {capital-gain=None} 0.6413742  0.9239073 0.6941976 1.0071078 31326</w:t>
-      </w:r>
-      <w:r>
-        <w:br/>
-      </w:r>
-      <w:r>
-        <w:rPr>
-          <w:rStyle w:val="VerbatimChar"/>
-        </w:rPr>
-        <w:t xml:space="preserve">## [4]  {race=White}                   =&gt; {capital-gain=None} 0.7817862  0.9143240 0.8550428 0.9966616 38184</w:t>
-      </w:r>
-      <w:r>
-        <w:br/>
-      </w:r>
-      <w:r>
-        <w:rPr>
-          <w:rStyle w:val="VerbatimChar"/>
-        </w:rPr>
-        <w:t xml:space="preserve">## [5]  {native-country=United-States} =&gt; {capital-gain=None} 0.8219565  0.9159062 0.8974243 0.9983862 40146</w:t>
-      </w:r>
-      <w:r>
-        <w:br/>
-      </w:r>
-      <w:r>
-        <w:rPr>
-          <w:rStyle w:val="VerbatimChar"/>
-        </w:rPr>
-        <w:t xml:space="preserve">## [6]  {capital-loss=None}            =&gt; {capital-gain=None} 0.8706646  0.9133376 0.9532779 0.9955863 42525</w:t>
-      </w:r>
-      <w:r>
-        <w:br/>
-      </w:r>
-      <w:r>
-        <w:rPr>
-          <w:rStyle w:val="VerbatimChar"/>
-        </w:rPr>
-        <w:t xml:space="preserve">## [7]  {capital-loss=None,                                                                                 </w:t>
-      </w:r>
-      <w:r>
-        <w:br/>
-      </w:r>
-      <w:r>
-        <w:rPr>
-          <w:rStyle w:val="VerbatimChar"/>
-        </w:rPr>
-        <w:t xml:space="preserve">##       hours-per-week=Full-time}     =&gt; {capital-gain=None} 0.5191638  0.9259787 0.5606650 1.0093657 25357</w:t>
-      </w:r>
-      <w:r>
-        <w:br/>
-      </w:r>
-      <w:r>
-        <w:rPr>
-          <w:rStyle w:val="VerbatimChar"/>
-        </w:rPr>
-        <w:t xml:space="preserve">## [8]  {race=White,                                                                                        </w:t>
-      </w:r>
-      <w:r>
-        <w:br/>
-      </w:r>
-      <w:r>
-        <w:rPr>
-          <w:rStyle w:val="VerbatimChar"/>
-        </w:rPr>
-        <w:t xml:space="preserve">##       sex=Male}                     =&gt; {capital-gain=None} 0.5313050  0.9030799 0.5883256 0.9844048 25950</w:t>
-      </w:r>
-      <w:r>
-        <w:br/>
-      </w:r>
-      <w:r>
-        <w:rPr>
-          <w:rStyle w:val="VerbatimChar"/>
-        </w:rPr>
-        <w:t xml:space="preserve">## [9]  {sex=Male,                                                                                          </w:t>
-      </w:r>
-      <w:r>
-        <w:br/>
-      </w:r>
-      <w:r>
-        <w:rPr>
-          <w:rStyle w:val="VerbatimChar"/>
-        </w:rPr>
-        <w:t xml:space="preserve">##       native-country=United-States} =&gt; {capital-gain=None} 0.5406003  0.9035349 0.5983170 0.9849008 26404</w:t>
-      </w:r>
-      <w:r>
-        <w:br/>
-      </w:r>
-      <w:r>
-        <w:rPr>
-          <w:rStyle w:val="VerbatimChar"/>
-        </w:rPr>
-        <w:t xml:space="preserve">## [10] {workclass=Private,                                                                                 </w:t>
-      </w:r>
-      <w:r>
-        <w:br/>
-      </w:r>
-      <w:r>
-        <w:rPr>
-          <w:rStyle w:val="VerbatimChar"/>
-        </w:rPr>
-        <w:t xml:space="preserve">##       race=White}                   =&gt; {capital-gain=None} 0.5472339  0.9208931 0.5942427 1.0038221 26728</w:t>
-      </w:r>
-      <w:r>
-        <w:br/>
-      </w:r>
-      <w:r>
-        <w:rPr>
-          <w:rStyle w:val="VerbatimChar"/>
-        </w:rPr>
-        <w:t xml:space="preserve">## [11] {workclass=Private,                                                                                 </w:t>
-      </w:r>
-      <w:r>
-        <w:br/>
-      </w:r>
-      <w:r>
-        <w:rPr>
-          <w:rStyle w:val="VerbatimChar"/>
-        </w:rPr>
-        <w:t xml:space="preserve">##       native-country=United-States} =&gt; {capital-gain=None} 0.5689570  0.9218444 0.6171942 1.0048592 27789</w:t>
-      </w:r>
-      <w:r>
-        <w:br/>
-      </w:r>
-      <w:r>
-        <w:rPr>
-          <w:rStyle w:val="VerbatimChar"/>
-        </w:rPr>
-        <w:t xml:space="preserve">## [12] {workclass=Private,                                                                                 </w:t>
-      </w:r>
-      <w:r>
-        <w:br/>
-      </w:r>
-      <w:r>
-        <w:rPr>
-          <w:rStyle w:val="VerbatimChar"/>
-        </w:rPr>
-        <w:t xml:space="preserve">##       capital-loss=None}            =&gt; {capital-gain=None} 0.6111748  0.9204465 0.6639982 1.0033354 29851</w:t>
-      </w:r>
-      <w:r>
-        <w:br/>
-      </w:r>
-      <w:r>
-        <w:rPr>
-          <w:rStyle w:val="VerbatimChar"/>
-        </w:rPr>
-        <w:t xml:space="preserve">## [13] {race=White,                                                                                        </w:t>
-      </w:r>
-      <w:r>
-        <w:br/>
-      </w:r>
-      <w:r>
-        <w:rPr>
-          <w:rStyle w:val="VerbatimChar"/>
-        </w:rPr>
-        <w:t xml:space="preserve">##       native-country=United-States} =&gt; {capital-gain=None} 0.7194628  0.9128933 0.7881127 0.9951019 35140</w:t>
-      </w:r>
-      <w:r>
-        <w:br/>
-      </w:r>
-      <w:r>
-        <w:rPr>
-          <w:rStyle w:val="VerbatimChar"/>
-        </w:rPr>
-        <w:t xml:space="preserve">## [14] {race=White,                                                                                        </w:t>
-      </w:r>
-      <w:r>
-        <w:br/>
-      </w:r>
-      <w:r>
-        <w:rPr>
-          <w:rStyle w:val="VerbatimChar"/>
-        </w:rPr>
-        <w:t xml:space="preserve">##       capital-loss=None}            =&gt; {capital-gain=None} 0.7404283  0.9099693 0.8136849 0.9919147 36164</w:t>
-      </w:r>
-      <w:r>
-        <w:br/>
-      </w:r>
-      <w:r>
-        <w:rPr>
-          <w:rStyle w:val="VerbatimChar"/>
-        </w:rPr>
-        <w:t xml:space="preserve">## [15] {capital-loss=None,                                                                                 </w:t>
-      </w:r>
-      <w:r>
-        <w:br/>
-      </w:r>
-      <w:r>
-        <w:rPr>
-          <w:rStyle w:val="VerbatimChar"/>
-        </w:rPr>
-        <w:t xml:space="preserve">##       native-country=United-States} =&gt; {capital-gain=None} 0.7793702  0.9117168 0.8548380 0.9938195 38066</w:t>
-      </w:r>
-      <w:r>
-        <w:br/>
-      </w:r>
-      <w:r>
-        <w:rPr>
-          <w:rStyle w:val="VerbatimChar"/>
-        </w:rPr>
-        <w:t xml:space="preserve">## [16] {workclass=Private,                                                                                 </w:t>
-      </w:r>
-      <w:r>
-        <w:br/>
-      </w:r>
-      <w:r>
-        <w:rPr>
-          <w:rStyle w:val="VerbatimChar"/>
-        </w:rPr>
-        <w:t xml:space="preserve">##       race=White,                                                                                        </w:t>
-      </w:r>
-      <w:r>
-        <w:br/>
-      </w:r>
-      <w:r>
-        <w:rPr>
-          <w:rStyle w:val="VerbatimChar"/>
-        </w:rPr>
-        <w:t xml:space="preserve">##       capital-loss=None}            =&gt; {capital-gain=None} 0.5204742  0.9171628 0.5674829 0.9997559 25421</w:t>
-      </w:r>
-      <w:r>
-        <w:br/>
-      </w:r>
-      <w:r>
-        <w:rPr>
-          <w:rStyle w:val="VerbatimChar"/>
-        </w:rPr>
-        <w:t xml:space="preserve">## [17] {workclass=Private,                                                                                 </w:t>
-      </w:r>
-      <w:r>
-        <w:br/>
-      </w:r>
-      <w:r>
-        <w:rPr>
-          <w:rStyle w:val="VerbatimChar"/>
-        </w:rPr>
-        <w:t xml:space="preserve">##       capital-loss=None,                                                                                 </w:t>
-      </w:r>
-      <w:r>
-        <w:br/>
-      </w:r>
-      <w:r>
-        <w:rPr>
-          <w:rStyle w:val="VerbatimChar"/>
-        </w:rPr>
-        <w:t xml:space="preserve">##       native-country=United-States} =&gt; {capital-gain=None} 0.5414807  0.9182030 0.5897179 1.0008898 26447</w:t>
-      </w:r>
-      <w:r>
-        <w:br/>
-      </w:r>
-      <w:r>
-        <w:rPr>
-          <w:rStyle w:val="VerbatimChar"/>
-        </w:rPr>
-        <w:t xml:space="preserve">## [18] {race=White,                                                                                        </w:t>
-      </w:r>
-      <w:r>
-        <w:br/>
-      </w:r>
-      <w:r>
-        <w:rPr>
-          <w:rStyle w:val="VerbatimChar"/>
-        </w:rPr>
-        <w:t xml:space="preserve">##       capital-loss=None,                                                                                 </w:t>
-      </w:r>
-      <w:r>
-        <w:br/>
-      </w:r>
-      <w:r>
-        <w:rPr>
-          <w:rStyle w:val="VerbatimChar"/>
-        </w:rPr>
-        <w:t xml:space="preserve">##       native-country=United-States} =&gt; {capital-gain=None} 0.6803980  0.9083504 0.7490480 0.9901500 33232</w:t>
+        <w:t xml:space="preserve">##      lhs                                                                     rhs                 support   confidence coverage  lift      count</w:t>
+      </w:r>
+      <w:r>
+        <w:br/>
+      </w:r>
+      <w:r>
+        <w:rPr>
+          <w:rStyle w:val="VerbatimChar"/>
+        </w:rPr>
+        <w:t xml:space="preserve">## [1]  {hours-per-week=Full-time}                                           =&gt; {capital-gain=None} 0.5435895 0.9290688  0.5850907 1.0127342 26550</w:t>
+      </w:r>
+      <w:r>
+        <w:br/>
+      </w:r>
+      <w:r>
+        <w:rPr>
+          <w:rStyle w:val="VerbatimChar"/>
+        </w:rPr>
+        <w:t xml:space="preserve">## [2]  {sex=Male}                                                           =&gt; {capital-gain=None} 0.6050735 0.9051455  0.6684820 0.9866565 29553</w:t>
+      </w:r>
+      <w:r>
+        <w:br/>
+      </w:r>
+      <w:r>
+        <w:rPr>
+          <w:rStyle w:val="VerbatimChar"/>
+        </w:rPr>
+        <w:t xml:space="preserve">## [3]  {workclass=Private}                                                  =&gt; {capital-gain=None} 0.6413742 0.9239073  0.6941976 1.0071078 31326</w:t>
+      </w:r>
+      <w:r>
+        <w:br/>
+      </w:r>
+      <w:r>
+        <w:rPr>
+          <w:rStyle w:val="VerbatimChar"/>
+        </w:rPr>
+        <w:t xml:space="preserve">## [4]  {race=White}                                                         =&gt; {capital-gain=None} 0.7817862 0.9143240  0.8550428 0.9966616 38184</w:t>
+      </w:r>
+      <w:r>
+        <w:br/>
+      </w:r>
+      <w:r>
+        <w:rPr>
+          <w:rStyle w:val="VerbatimChar"/>
+        </w:rPr>
+        <w:t xml:space="preserve">## [5]  {native-country=United-States}                                       =&gt; {capital-gain=None} 0.8219565 0.9159062  0.8974243 0.9983862 40146</w:t>
+      </w:r>
+      <w:r>
+        <w:br/>
+      </w:r>
+      <w:r>
+        <w:rPr>
+          <w:rStyle w:val="VerbatimChar"/>
+        </w:rPr>
+        <w:t xml:space="preserve">## [6]  {capital-loss=None}                                                  =&gt; {capital-gain=None} 0.8706646 0.9133376  0.9532779 0.9955863 42525</w:t>
+      </w:r>
+      <w:r>
+        <w:br/>
+      </w:r>
+      <w:r>
+        <w:rPr>
+          <w:rStyle w:val="VerbatimChar"/>
+        </w:rPr>
+        <w:t xml:space="preserve">## [7]  {capital-loss=None, hours-per-week=Full-time}                        =&gt; {capital-gain=None} 0.5191638 0.9259787  0.5606650 1.0093657 25357</w:t>
+      </w:r>
+      <w:r>
+        <w:br/>
+      </w:r>
+      <w:r>
+        <w:rPr>
+          <w:rStyle w:val="VerbatimChar"/>
+        </w:rPr>
+        <w:t xml:space="preserve">## [8]  {race=White, sex=Male}                                               =&gt; {capital-gain=None} 0.5313050 0.9030799  0.5883256 0.9844048 25950</w:t>
+      </w:r>
+      <w:r>
+        <w:br/>
+      </w:r>
+      <w:r>
+        <w:rPr>
+          <w:rStyle w:val="VerbatimChar"/>
+        </w:rPr>
+        <w:t xml:space="preserve">## [9]  {sex=Male, native-country=United-States}                             =&gt; {capital-gain=None} 0.5406003 0.9035349  0.5983170 0.9849008 26404</w:t>
+      </w:r>
+      <w:r>
+        <w:br/>
+      </w:r>
+      <w:r>
+        <w:rPr>
+          <w:rStyle w:val="VerbatimChar"/>
+        </w:rPr>
+        <w:t xml:space="preserve">## [10] {workclass=Private, race=White}                                      =&gt; {capital-gain=None} 0.5472339 0.9208931  0.5942427 1.0038221 26728</w:t>
+      </w:r>
+      <w:r>
+        <w:br/>
+      </w:r>
+      <w:r>
+        <w:rPr>
+          <w:rStyle w:val="VerbatimChar"/>
+        </w:rPr>
+        <w:t xml:space="preserve">## [11] {workclass=Private, native-country=United-States}                    =&gt; {capital-gain=None} 0.5689570 0.9218444  0.6171942 1.0048592 27789</w:t>
+      </w:r>
+      <w:r>
+        <w:br/>
+      </w:r>
+      <w:r>
+        <w:rPr>
+          <w:rStyle w:val="VerbatimChar"/>
+        </w:rPr>
+        <w:t xml:space="preserve">## [12] {workclass=Private, capital-loss=None}                               =&gt; {capital-gain=None} 0.6111748 0.9204465  0.6639982 1.0033354 29851</w:t>
+      </w:r>
+      <w:r>
+        <w:br/>
+      </w:r>
+      <w:r>
+        <w:rPr>
+          <w:rStyle w:val="VerbatimChar"/>
+        </w:rPr>
+        <w:t xml:space="preserve">## [13] {race=White, native-country=United-States}                           =&gt; {capital-gain=None} 0.7194628 0.9128933  0.7881127 0.9951019 35140</w:t>
+      </w:r>
+      <w:r>
+        <w:br/>
+      </w:r>
+      <w:r>
+        <w:rPr>
+          <w:rStyle w:val="VerbatimChar"/>
+        </w:rPr>
+        <w:t xml:space="preserve">## [14] {race=White, capital-loss=None}                                      =&gt; {capital-gain=None} 0.7404283 0.9099693  0.8136849 0.9919147 36164</w:t>
+      </w:r>
+      <w:r>
+        <w:br/>
+      </w:r>
+      <w:r>
+        <w:rPr>
+          <w:rStyle w:val="VerbatimChar"/>
+        </w:rPr>
+        <w:t xml:space="preserve">## [15] {capital-loss=None, native-country=United-States}                    =&gt; {capital-gain=None} 0.7793702 0.9117168  0.8548380 0.9938195 38066</w:t>
+      </w:r>
+      <w:r>
+        <w:br/>
+      </w:r>
+      <w:r>
+        <w:rPr>
+          <w:rStyle w:val="VerbatimChar"/>
+        </w:rPr>
+        <w:t xml:space="preserve">## [16] {workclass=Private, race=White, capital-loss=None}                   =&gt; {capital-gain=None} 0.5204742 0.9171628  0.5674829 0.9997559 25421</w:t>
+      </w:r>
+      <w:r>
+        <w:br/>
+      </w:r>
+      <w:r>
+        <w:rPr>
+          <w:rStyle w:val="VerbatimChar"/>
+        </w:rPr>
+        <w:t xml:space="preserve">## [17] {workclass=Private, capital-loss=None, native-country=United-States} =&gt; {capital-gain=None} 0.5414807 0.9182030  0.5897179 1.0008898 26447</w:t>
+      </w:r>
+      <w:r>
+        <w:br/>
+      </w:r>
+      <w:r>
+        <w:rPr>
+          <w:rStyle w:val="VerbatimChar"/>
+        </w:rPr>
+        <w:t xml:space="preserve">## [18] {race=White, capital-loss=None, native-country=United-States}        =&gt; {capital-gain=None} 0.6803980 0.9083504  0.7490480 0.9901500 33232</w:t>
       </w:r>
     </w:p>
     <w:p>
@@ -2842,376 +2707,313 @@
         <w:rPr>
           <w:rStyle w:val="VerbatimChar"/>
         </w:rPr>
-        <w:t xml:space="preserve">##     support confidence      lift count   addedValue boost casualConfidence casualSupport centeredConfidence   certainty</w:t>
-      </w:r>
-      <w:r>
-        <w:br/>
-      </w:r>
-      <w:r>
-        <w:rPr>
-          <w:rStyle w:val="VerbatimChar"/>
-        </w:rPr>
-        <w:t xml:space="preserve">## 1 0.5435895  0.9290688 1.0127342 26550  0.011682156   Inf        0.9999976      1.419475        0.011682156  0.14140765</w:t>
-      </w:r>
-      <w:r>
-        <w:br/>
-      </w:r>
-      <w:r>
-        <w:rPr>
-          <w:rStyle w:val="VerbatimChar"/>
-        </w:rPr>
-        <w:t xml:space="preserve">## 2 0.6050735  0.9051455 0.9866565 29553 -0.012241193   Inf        0.9999966      1.459052       -0.012241193 -0.14817456</w:t>
-      </w:r>
-      <w:r>
-        <w:br/>
-      </w:r>
-      <w:r>
-        <w:rPr>
-          <w:rStyle w:val="VerbatimChar"/>
-        </w:rPr>
-        <w:t xml:space="preserve">## 3 0.6413742  0.9239073 1.0071078 31326  0.006520598   Inf        0.9999973      1.505938        0.006520598  0.07892913</w:t>
-      </w:r>
-      <w:r>
-        <w:br/>
-      </w:r>
-      <w:r>
-        <w:rPr>
-          <w:rStyle w:val="VerbatimChar"/>
-        </w:rPr>
-        <w:t xml:space="preserve">## 4 0.7817862  0.9143240 0.9966616 38184 -0.003062649   Inf        0.9999966      1.625916       -0.003062649 -0.03707209</w:t>
-      </w:r>
-      <w:r>
-        <w:br/>
-      </w:r>
-      <w:r>
-        <w:rPr>
-          <w:rStyle w:val="VerbatimChar"/>
-        </w:rPr>
-        <w:t xml:space="preserve">## 5 0.8219565  0.9159062 0.9983862 40146 -0.001480488   Inf        0.9999966      1.663875       -0.001480488 -0.01792069</w:t>
-      </w:r>
-      <w:r>
-        <w:br/>
-      </w:r>
-      <w:r>
-        <w:rPr>
-          <w:rStyle w:val="VerbatimChar"/>
-        </w:rPr>
-        <w:t xml:space="preserve">## 6 0.8706646  0.9133376 0.9955863 42525 -0.004049047   Inf        0.9999964      1.705438       -0.004049047 -0.04901203</w:t>
-      </w:r>
-      <w:r>
-        <w:br/>
-      </w:r>
-      <w:r>
-        <w:rPr>
-          <w:rStyle w:val="VerbatimChar"/>
-        </w:rPr>
-        <w:t xml:space="preserve">##   chiSquared collectiveStrength confirmedConfidence conviction    cosine counterexample  coverage         doc fishersExactTest</w:t>
-      </w:r>
-      <w:r>
-        <w:br/>
-      </w:r>
-      <w:r>
-        <w:rPr>
-          <w:rStyle w:val="VerbatimChar"/>
-        </w:rPr>
-        <w:t xml:space="preserve">## 1  124.02435          2100.4687           0.8581377  1.1646971 0.7419648      0.9236535 0.5850907  0.02815593     1.121041e-28</w:t>
-      </w:r>
-      <w:r>
-        <w:br/>
-      </w:r>
-      <w:r>
-        <w:rPr>
-          <w:rStyle w:val="VerbatimChar"/>
-        </w:rPr>
-        <w:t xml:space="preserve">## 2  194.72472           885.1584           0.8102910  0.8709477 0.7726575      0.8952052 0.6684820 -0.03692468     1.000000e+00</w:t>
-      </w:r>
-      <w:r>
-        <w:br/>
-      </w:r>
-      <w:r>
-        <w:rPr>
-          <w:rStyle w:val="VerbatimChar"/>
-        </w:rPr>
-        <w:t xml:space="preserve">## 3   62.20252          1505.6653           0.8478145  1.0856928 0.8036996      0.9176403 0.6941976  0.02132291     4.115642e-15</w:t>
-      </w:r>
-      <w:r>
-        <w:br/>
-      </w:r>
-      <w:r>
-        <w:rPr>
-          <w:rStyle w:val="VerbatimChar"/>
-        </w:rPr>
-        <w:t xml:space="preserve">## 4   35.65606           444.0500           0.8286481  0.9642531 0.8827096      0.9062958 0.8550428 -0.02112795     1.000000e+00</w:t>
-      </w:r>
-      <w:r>
-        <w:br/>
-      </w:r>
-      <w:r>
-        <w:rPr>
-          <w:rStyle w:val="VerbatimChar"/>
-        </w:rPr>
-        <w:t xml:space="preserve">## 5   12.35817           343.0174           0.8318124  0.9823948 0.9058863      0.9081851 0.8974243 -0.01443313     9.998511e-01</w:t>
-      </w:r>
-      <w:r>
-        <w:br/>
-      </w:r>
-      <w:r>
-        <w:rPr>
-          <w:rStyle w:val="VerbatimChar"/>
-        </w:rPr>
-        <w:t xml:space="preserve">## 6  215.57271             0.0000           0.8266753  0.9532779 0.9310326      0.9051146 0.9532779 -0.08666237     1.000000e+00</w:t>
-      </w:r>
-      <w:r>
-        <w:br/>
-      </w:r>
-      <w:r>
-        <w:rPr>
-          <w:rStyle w:val="VerbatimChar"/>
-        </w:rPr>
-        <w:t xml:space="preserve">##           gini hyperConfidence hyperLift  imbalance implicationIndex   importance improvement   jaccard     jMeasure</w:t>
-      </w:r>
-      <w:r>
-        <w:br/>
-      </w:r>
-      <w:r>
-        <w:rPr>
-          <w:rStyle w:val="VerbatimChar"/>
-        </w:rPr>
-        <w:t xml:space="preserve">## 1 3.848983e-04    1.000000e+00 1.0100434 0.34654311        -6.870784  0.013370119   0.9290688 0.5668958 5.511463e-04</w:t>
-      </w:r>
-      <w:r>
-        <w:br/>
-      </w:r>
-      <w:r>
-        <w:rPr>
-          <w:rStyle w:val="VerbatimChar"/>
-        </w:rPr>
-        <w:t xml:space="preserve">## 2 6.043106e-04    4.037659e-47 0.9844437 0.25377839         7.695561 -0.017351596   0.9051455 0.6169213 6.331921e-04</w:t>
-      </w:r>
-      <w:r>
-        <w:br/>
-      </w:r>
-      <w:r>
-        <w:rPr>
-          <w:rStyle w:val="VerbatimChar"/>
-        </w:rPr>
-        <w:t xml:space="preserve">## 3 1.930399e-04    1.000000e+00 1.0050048 0.23004199        -4.177348  0.010154765   0.9239073 0.6610674 1.995834e-04</w:t>
-      </w:r>
-      <w:r>
-        <w:br/>
-      </w:r>
-      <w:r>
-        <w:rPr>
-          <w:rStyle w:val="VerbatimChar"/>
-        </w:rPr>
-        <w:t xml:space="preserve">## 4 1.106554e-04    3.318642e-10 0.9953600 0.06293273         2.177523 -0.009873694   0.9143240 0.7891702 5.232738e-05</w:t>
-      </w:r>
-      <w:r>
-        <w:br/>
-      </w:r>
-      <w:r>
-        <w:rPr>
-          <w:rStyle w:val="VerbatimChar"/>
-        </w:rPr>
-        <w:t xml:space="preserve">## 5 3.835248e-05    1.488781e-04 0.9973170 0.02010599         1.078389 -0.006719212   0.9159062 0.8278721 1.290712e-05</w:t>
-      </w:r>
-      <w:r>
-        <w:br/>
-      </w:r>
-      <w:r>
-        <w:rPr>
-          <w:rStyle w:val="VerbatimChar"/>
-        </w:rPr>
-        <w:t xml:space="preserve">## 6 6.690104e-04    0.000000e+00 0.9948765 0.03589124         3.039724 -0.039186904   0.9133376 0.8706646 1.016120e-04</w:t>
-      </w:r>
-      <w:r>
-        <w:br/>
-      </w:r>
-      <w:r>
-        <w:rPr>
-          <w:rStyle w:val="VerbatimChar"/>
-        </w:rPr>
-        <w:t xml:space="preserve">##         kappa kulczynski lambda   laplace leastContradiction     lerman     leverage LIC maxconfidence mutualInformation</w:t>
-      </w:r>
-      <w:r>
-        <w:br/>
-      </w:r>
-      <w:r>
-        <w:rPr>
-          <w:rStyle w:val="VerbatimChar"/>
-        </w:rPr>
-        <w:t xml:space="preserve">## 1  0.03186770  0.7608051      0 0.9290388          0.5925413  2.0618407  0.006835121 Inf     0.9290688      0.0043952671</w:t>
-      </w:r>
-      <w:r>
-        <w:br/>
-      </w:r>
-      <w:r>
-        <w:rPr>
-          <w:rStyle w:val="VerbatimChar"/>
-        </w:rPr>
-        <w:t xml:space="preserve">## 2 -0.04554272  0.7823538      0 0.9051207          0.6595621 -2.3093466 -0.008183018 Inf     0.9051455      0.0073965786</w:t>
-      </w:r>
-      <w:r>
-        <w:br/>
-      </w:r>
-      <w:r>
-        <w:rPr>
-          <w:rStyle w:val="VerbatimChar"/>
-        </w:rPr>
-        <w:t xml:space="preserve">## 3  0.02679332  0.8115196      0 0.9238823          0.6991318  1.2535725  0.004526583 Inf     0.9239073      0.0021731163</w:t>
-      </w:r>
-      <w:r>
-        <w:br/>
-      </w:r>
-      <w:r>
-        <w:rPr>
-          <w:rStyle w:val="VerbatimChar"/>
-        </w:rPr>
-        <w:t xml:space="preserve">## 4 -0.02572143  0.8832562      0 0.9143042          0.8521883 -0.6534489 -0.002618696 Inf     0.9143240      0.0013600755</w:t>
-      </w:r>
-      <w:r>
-        <w:br/>
-      </w:r>
-      <w:r>
-        <w:rPr>
-          <w:rStyle w:val="VerbatimChar"/>
-        </w:rPr>
-        <w:t xml:space="preserve">## 5 -0.01579434  0.9059411      0 0.9158872          0.8959761 -0.3236118 -0.001328626 Inf     0.9159062      0.0004640834</w:t>
-      </w:r>
-      <w:r>
-        <w:br/>
-      </w:r>
-      <w:r>
-        <w:rPr>
-          <w:rStyle w:val="VerbatimChar"/>
-        </w:rPr>
-        <w:t xml:space="preserve">## 6 -0.06347647  0.9312040      0 0.9133199          0.9490705 -0.9121852 -0.003859867 Inf     0.9490705               NaN</w:t>
-      </w:r>
-      <w:r>
-        <w:br/>
-      </w:r>
-      <w:r>
-        <w:rPr>
-          <w:rStyle w:val="VerbatimChar"/>
-        </w:rPr>
-        <w:t xml:space="preserve">##   oddsRatio         phi ralambondrainy relativeRisk rhsSupport        RLD rulePowerFactor    sebag    stdLift table.n11</w:t>
-      </w:r>
-      <w:r>
-        <w:br/>
-      </w:r>
-      <w:r>
-        <w:rPr>
-          <w:rStyle w:val="VerbatimChar"/>
-        </w:rPr>
-        <w:t xml:space="preserve">## 1 1.4406055  0.05039144     0.04150117    1.0312527  0.9173867 0.14140765       0.5050321 13.09817 0.29068832     26550</w:t>
-      </w:r>
-      <w:r>
-        <w:br/>
-      </w:r>
-      <w:r>
-        <w:rPr>
-          <w:rStyle w:val="VerbatimChar"/>
-        </w:rPr>
-        <w:t xml:space="preserve">## 2 0.5867856 -0.06314134     0.06340854    0.9608047  0.9173867 0.29878331       0.5476795  9.54246 0.05145482     29553</w:t>
-      </w:r>
-      <w:r>
-        <w:br/>
-      </w:r>
-      <w:r>
-        <w:rPr>
-          <w:rStyle w:val="VerbatimChar"/>
-        </w:rPr>
-        <w:t xml:space="preserve">## 3 1.3104671  0.03568677     0.05282339    1.0236243  0.9173867 0.07892913       0.5925703 12.14186 0.23907273     31326</w:t>
-      </w:r>
-      <w:r>
-        <w:br/>
-      </w:r>
-      <w:r>
-        <w:rPr>
-          <w:rStyle w:val="VerbatimChar"/>
-        </w:rPr>
-        <w:t xml:space="preserve">## 4 0.7363809 -0.02701904     0.07325662    0.9774142  0.9173867 0.21867298       0.7148059 10.67188 0.11325898     38184</w:t>
-      </w:r>
-      <w:r>
-        <w:br/>
-      </w:r>
-      <w:r>
-        <w:rPr>
-          <w:rStyle w:val="VerbatimChar"/>
-        </w:rPr>
-        <w:t xml:space="preserve">## 5 0.8155175 -0.01590671     0.07546784    0.9844862  0.9173867 0.15678640       0.7528351 10.89148 0.08649318     40146</w:t>
-      </w:r>
-      <w:r>
-        <w:br/>
-      </w:r>
-      <w:r>
-        <w:rPr>
-          <w:rStyle w:val="VerbatimChar"/>
-        </w:rPr>
-        <w:t xml:space="preserve">## 6 0.0000000 -0.06643549     0.08261332    0.9133376  0.9173867 1.00000000       0.7952107 10.53903 0.00000000     42525</w:t>
-      </w:r>
-      <w:r>
-        <w:br/>
-      </w:r>
-      <w:r>
-        <w:rPr>
-          <w:rStyle w:val="VerbatimChar"/>
-        </w:rPr>
-        <w:t xml:space="preserve">##   table.n01 table.n10 table.n00 varyingLiaison      yuleQ       yuleY</w:t>
-      </w:r>
-      <w:r>
-        <w:br/>
-      </w:r>
-      <w:r>
-        <w:rPr>
-          <w:rStyle w:val="VerbatimChar"/>
-        </w:rPr>
-        <w:t xml:space="preserve">## 1     18257      2027      2008    0.012734168  0.1805312  0.09101332</w:t>
-      </w:r>
-      <w:r>
-        <w:br/>
-      </w:r>
-      <w:r>
-        <w:rPr>
-          <w:rStyle w:val="VerbatimChar"/>
-        </w:rPr>
-        <w:t xml:space="preserve">## 2     15254      3097       938   -0.013343548 -0.2604097 -0.13249043</w:t>
-      </w:r>
-      <w:r>
-        <w:br/>
-      </w:r>
-      <w:r>
-        <w:rPr>
-          <w:rStyle w:val="VerbatimChar"/>
-        </w:rPr>
-        <w:t xml:space="preserve">## 3     13481      2580      1455    0.007107796  0.1343742  0.06749314</w:t>
-      </w:r>
-      <w:r>
-        <w:br/>
-      </w:r>
-      <w:r>
-        <w:rPr>
-          <w:rStyle w:val="VerbatimChar"/>
-        </w:rPr>
-        <w:t xml:space="preserve">## 4      6623      3578       457   -0.003338449 -0.1518210 -0.07635304</w:t>
-      </w:r>
-      <w:r>
-        <w:br/>
-      </w:r>
-      <w:r>
-        <w:rPr>
-          <w:rStyle w:val="VerbatimChar"/>
-        </w:rPr>
-        <w:t xml:space="preserve">## 5      4661      3686       349   -0.001613810 -0.1016143 -0.05093898</w:t>
-      </w:r>
-      <w:r>
-        <w:br/>
-      </w:r>
-      <w:r>
-        <w:rPr>
-          <w:rStyle w:val="VerbatimChar"/>
-        </w:rPr>
-        <w:t xml:space="preserve">## 6      2282      4035         0   -0.004413675 -1.0000000 -1.00000000</w:t>
+        <w:t xml:space="preserve">##     support confidence      lift count   addedValue boost casualConfidence casualSupport centeredConfidence   certainty chiSquared</w:t>
+      </w:r>
+      <w:r>
+        <w:br/>
+      </w:r>
+      <w:r>
+        <w:rPr>
+          <w:rStyle w:val="VerbatimChar"/>
+        </w:rPr>
+        <w:t xml:space="preserve">## 1 0.5435895  0.9290688 1.0127342 26550  0.011682156   Inf        0.9999976      1.419475        0.011682156  0.14140765  124.02435</w:t>
+      </w:r>
+      <w:r>
+        <w:br/>
+      </w:r>
+      <w:r>
+        <w:rPr>
+          <w:rStyle w:val="VerbatimChar"/>
+        </w:rPr>
+        <w:t xml:space="preserve">## 2 0.6050735  0.9051455 0.9866565 29553 -0.012241193   Inf        0.9999966      1.459052       -0.012241193 -0.14817456  194.72472</w:t>
+      </w:r>
+      <w:r>
+        <w:br/>
+      </w:r>
+      <w:r>
+        <w:rPr>
+          <w:rStyle w:val="VerbatimChar"/>
+        </w:rPr>
+        <w:t xml:space="preserve">## 3 0.6413742  0.9239073 1.0071078 31326  0.006520598   Inf        0.9999973      1.505938        0.006520598  0.07892913   62.20252</w:t>
+      </w:r>
+      <w:r>
+        <w:br/>
+      </w:r>
+      <w:r>
+        <w:rPr>
+          <w:rStyle w:val="VerbatimChar"/>
+        </w:rPr>
+        <w:t xml:space="preserve">## 4 0.7817862  0.9143240 0.9966616 38184 -0.003062649   Inf        0.9999966      1.625916       -0.003062649 -0.03707209   35.65606</w:t>
+      </w:r>
+      <w:r>
+        <w:br/>
+      </w:r>
+      <w:r>
+        <w:rPr>
+          <w:rStyle w:val="VerbatimChar"/>
+        </w:rPr>
+        <w:t xml:space="preserve">## 5 0.8219565  0.9159062 0.9983862 40146 -0.001480488   Inf        0.9999966      1.663875       -0.001480488 -0.01792069   12.35817</w:t>
+      </w:r>
+      <w:r>
+        <w:br/>
+      </w:r>
+      <w:r>
+        <w:rPr>
+          <w:rStyle w:val="VerbatimChar"/>
+        </w:rPr>
+        <w:t xml:space="preserve">## 6 0.8706646  0.9133376 0.9955863 42525 -0.004049047   Inf        0.9999964      1.705438       -0.004049047 -0.04901203  215.57271</w:t>
+      </w:r>
+      <w:r>
+        <w:br/>
+      </w:r>
+      <w:r>
+        <w:rPr>
+          <w:rStyle w:val="VerbatimChar"/>
+        </w:rPr>
+        <w:t xml:space="preserve">##   collectiveStrength confirmedConfidence conviction    cosine counterexample  coverage         doc fishersExactTest         gini</w:t>
+      </w:r>
+      <w:r>
+        <w:br/>
+      </w:r>
+      <w:r>
+        <w:rPr>
+          <w:rStyle w:val="VerbatimChar"/>
+        </w:rPr>
+        <w:t xml:space="preserve">## 1          2100.4687           0.8581377  1.1646971 0.7419648      0.9236535 0.5850907  0.02815593     1.121041e-28 3.848983e-04</w:t>
+      </w:r>
+      <w:r>
+        <w:br/>
+      </w:r>
+      <w:r>
+        <w:rPr>
+          <w:rStyle w:val="VerbatimChar"/>
+        </w:rPr>
+        <w:t xml:space="preserve">## 2           885.1584           0.8102910  0.8709477 0.7726575      0.8952052 0.6684820 -0.03692468     1.000000e+00 6.043106e-04</w:t>
+      </w:r>
+      <w:r>
+        <w:br/>
+      </w:r>
+      <w:r>
+        <w:rPr>
+          <w:rStyle w:val="VerbatimChar"/>
+        </w:rPr>
+        <w:t xml:space="preserve">## 3          1505.6653           0.8478145  1.0856928 0.8036996      0.9176403 0.6941976  0.02132291     4.115642e-15 1.930399e-04</w:t>
+      </w:r>
+      <w:r>
+        <w:br/>
+      </w:r>
+      <w:r>
+        <w:rPr>
+          <w:rStyle w:val="VerbatimChar"/>
+        </w:rPr>
+        <w:t xml:space="preserve">## 4           444.0500           0.8286481  0.9642531 0.8827096      0.9062958 0.8550428 -0.02112795     1.000000e+00 1.106554e-04</w:t>
+      </w:r>
+      <w:r>
+        <w:br/>
+      </w:r>
+      <w:r>
+        <w:rPr>
+          <w:rStyle w:val="VerbatimChar"/>
+        </w:rPr>
+        <w:t xml:space="preserve">## 5           343.0174           0.8318124  0.9823948 0.9058863      0.9081851 0.8974243 -0.01443313     9.998511e-01 3.835248e-05</w:t>
+      </w:r>
+      <w:r>
+        <w:br/>
+      </w:r>
+      <w:r>
+        <w:rPr>
+          <w:rStyle w:val="VerbatimChar"/>
+        </w:rPr>
+        <w:t xml:space="preserve">## 6             0.0000           0.8266753  0.9532779 0.9310326      0.9051146 0.9532779 -0.08666237     1.000000e+00 6.690104e-04</w:t>
+      </w:r>
+      <w:r>
+        <w:br/>
+      </w:r>
+      <w:r>
+        <w:rPr>
+          <w:rStyle w:val="VerbatimChar"/>
+        </w:rPr>
+        <w:t xml:space="preserve">##   hyperConfidence hyperLift  imbalance implicationIndex   importance improvement   jaccard     jMeasure       kappa kulczynski lambda   laplace</w:t>
+      </w:r>
+      <w:r>
+        <w:br/>
+      </w:r>
+      <w:r>
+        <w:rPr>
+          <w:rStyle w:val="VerbatimChar"/>
+        </w:rPr>
+        <w:t xml:space="preserve">## 1    1.000000e+00 1.0100434 0.34654311        -6.870784  0.013370119   0.9290688 0.5668958 5.511463e-04  0.03186770  0.7608051      0 0.9290388</w:t>
+      </w:r>
+      <w:r>
+        <w:br/>
+      </w:r>
+      <w:r>
+        <w:rPr>
+          <w:rStyle w:val="VerbatimChar"/>
+        </w:rPr>
+        <w:t xml:space="preserve">## 2    4.037659e-47 0.9844437 0.25377839         7.695561 -0.017351596   0.9051455 0.6169213 6.331921e-04 -0.04554272  0.7823538      0 0.9051207</w:t>
+      </w:r>
+      <w:r>
+        <w:br/>
+      </w:r>
+      <w:r>
+        <w:rPr>
+          <w:rStyle w:val="VerbatimChar"/>
+        </w:rPr>
+        <w:t xml:space="preserve">## 3    1.000000e+00 1.0050048 0.23004199        -4.177348  0.010154765   0.9239073 0.6610674 1.995834e-04  0.02679332  0.8115196      0 0.9238823</w:t>
+      </w:r>
+      <w:r>
+        <w:br/>
+      </w:r>
+      <w:r>
+        <w:rPr>
+          <w:rStyle w:val="VerbatimChar"/>
+        </w:rPr>
+        <w:t xml:space="preserve">## 4    3.318642e-10 0.9953600 0.06293273         2.177523 -0.009873694   0.9143240 0.7891702 5.232738e-05 -0.02572143  0.8832562      0 0.9143042</w:t>
+      </w:r>
+      <w:r>
+        <w:br/>
+      </w:r>
+      <w:r>
+        <w:rPr>
+          <w:rStyle w:val="VerbatimChar"/>
+        </w:rPr>
+        <w:t xml:space="preserve">## 5    1.488781e-04 0.9973170 0.02010599         1.078389 -0.006719212   0.9159062 0.8278721 1.290712e-05 -0.01579434  0.9059411      0 0.9158872</w:t>
+      </w:r>
+      <w:r>
+        <w:br/>
+      </w:r>
+      <w:r>
+        <w:rPr>
+          <w:rStyle w:val="VerbatimChar"/>
+        </w:rPr>
+        <w:t xml:space="preserve">## 6    0.000000e+00 0.9948765 0.03589124         3.039724 -0.039186904   0.9133376 0.8706646 1.016120e-04 -0.06347647  0.9312040      0 0.9133199</w:t>
+      </w:r>
+      <w:r>
+        <w:br/>
+      </w:r>
+      <w:r>
+        <w:rPr>
+          <w:rStyle w:val="VerbatimChar"/>
+        </w:rPr>
+        <w:t xml:space="preserve">##   leastContradiction     lerman     leverage LIC maxconfidence mutualInformation oddsRatio         phi ralambondrainy relativeRisk rhsSupport</w:t>
+      </w:r>
+      <w:r>
+        <w:br/>
+      </w:r>
+      <w:r>
+        <w:rPr>
+          <w:rStyle w:val="VerbatimChar"/>
+        </w:rPr>
+        <w:t xml:space="preserve">## 1          0.5925413  2.0618407  0.006835121 Inf     0.9290688      0.0043952671 1.4406055  0.05039144     0.04150117    1.0312527  0.9173867</w:t>
+      </w:r>
+      <w:r>
+        <w:br/>
+      </w:r>
+      <w:r>
+        <w:rPr>
+          <w:rStyle w:val="VerbatimChar"/>
+        </w:rPr>
+        <w:t xml:space="preserve">## 2          0.6595621 -2.3093466 -0.008183018 Inf     0.9051455      0.0073965786 0.5867856 -0.06314134     0.06340854    0.9608047  0.9173867</w:t>
+      </w:r>
+      <w:r>
+        <w:br/>
+      </w:r>
+      <w:r>
+        <w:rPr>
+          <w:rStyle w:val="VerbatimChar"/>
+        </w:rPr>
+        <w:t xml:space="preserve">## 3          0.6991318  1.2535725  0.004526583 Inf     0.9239073      0.0021731163 1.3104671  0.03568677     0.05282339    1.0236243  0.9173867</w:t>
+      </w:r>
+      <w:r>
+        <w:br/>
+      </w:r>
+      <w:r>
+        <w:rPr>
+          <w:rStyle w:val="VerbatimChar"/>
+        </w:rPr>
+        <w:t xml:space="preserve">## 4          0.8521883 -0.6534489 -0.002618696 Inf     0.9143240      0.0013600755 0.7363809 -0.02701904     0.07325662    0.9774142  0.9173867</w:t>
+      </w:r>
+      <w:r>
+        <w:br/>
+      </w:r>
+      <w:r>
+        <w:rPr>
+          <w:rStyle w:val="VerbatimChar"/>
+        </w:rPr>
+        <w:t xml:space="preserve">## 5          0.8959761 -0.3236118 -0.001328626 Inf     0.9159062      0.0004640834 0.8155175 -0.01590671     0.07546784    0.9844862  0.9173867</w:t>
+      </w:r>
+      <w:r>
+        <w:br/>
+      </w:r>
+      <w:r>
+        <w:rPr>
+          <w:rStyle w:val="VerbatimChar"/>
+        </w:rPr>
+        <w:t xml:space="preserve">## 6          0.9490705 -0.9121852 -0.003859867 Inf     0.9490705               NaN 0.0000000 -0.06643549     0.08261332    0.9133376  0.9173867</w:t>
+      </w:r>
+      <w:r>
+        <w:br/>
+      </w:r>
+      <w:r>
+        <w:rPr>
+          <w:rStyle w:val="VerbatimChar"/>
+        </w:rPr>
+        <w:t xml:space="preserve">##          RLD rulePowerFactor    sebag    stdLift table.n11 table.n01 table.n10 table.n00 varyingLiaison      yuleQ       yuleY</w:t>
+      </w:r>
+      <w:r>
+        <w:br/>
+      </w:r>
+      <w:r>
+        <w:rPr>
+          <w:rStyle w:val="VerbatimChar"/>
+        </w:rPr>
+        <w:t xml:space="preserve">## 1 0.14140765       0.5050321 13.09817 0.29068832     26550     18257      2027      2008    0.012734168  0.1805312  0.09101332</w:t>
+      </w:r>
+      <w:r>
+        <w:br/>
+      </w:r>
+      <w:r>
+        <w:rPr>
+          <w:rStyle w:val="VerbatimChar"/>
+        </w:rPr>
+        <w:t xml:space="preserve">## 2 0.29878331       0.5476795  9.54246 0.05145482     29553     15254      3097       938   -0.013343548 -0.2604097 -0.13249043</w:t>
+      </w:r>
+      <w:r>
+        <w:br/>
+      </w:r>
+      <w:r>
+        <w:rPr>
+          <w:rStyle w:val="VerbatimChar"/>
+        </w:rPr>
+        <w:t xml:space="preserve">## 3 0.07892913       0.5925703 12.14186 0.23907273     31326     13481      2580      1455    0.007107796  0.1343742  0.06749314</w:t>
+      </w:r>
+      <w:r>
+        <w:br/>
+      </w:r>
+      <w:r>
+        <w:rPr>
+          <w:rStyle w:val="VerbatimChar"/>
+        </w:rPr>
+        <w:t xml:space="preserve">## 4 0.21867298       0.7148059 10.67188 0.11325898     38184      6623      3578       457   -0.003338449 -0.1518210 -0.07635304</w:t>
+      </w:r>
+      <w:r>
+        <w:br/>
+      </w:r>
+      <w:r>
+        <w:rPr>
+          <w:rStyle w:val="VerbatimChar"/>
+        </w:rPr>
+        <w:t xml:space="preserve">## 5 0.15678640       0.7528351 10.89148 0.08649318     40146      4661      3686       349   -0.001613810 -0.1016143 -0.05093898</w:t>
+      </w:r>
+      <w:r>
+        <w:br/>
+      </w:r>
+      <w:r>
+        <w:rPr>
+          <w:rStyle w:val="VerbatimChar"/>
+        </w:rPr>
+        <w:t xml:space="preserve">## 6 1.00000000       0.7952107 10.53903 0.00000000     42525      2282      4035         0   -0.004413675 -1.0000000 -1.00000000</w:t>
       </w:r>
     </w:p>
     <w:bookmarkEnd w:id="25"/>
@@ -3979,7 +3781,7 @@
               <a:graphicData uri="http://schemas.openxmlformats.org/drawingml/2006/picture">
                 <pic:pic>
                   <pic:nvPicPr>
-                    <pic:cNvPr descr="/home/gpca/datamining/examples/Rmd/doc/6-PatternMining_files/figure-docx/unnamed-chunk-13-1.png" id="30" name="Picture"/>
+                    <pic:cNvPr descr="C:/Git/eogasawara/datamining/examples/Rmd/doc/6-PatternMining_files/figure-docx/unnamed-chunk-13-1.png" id="30" name="Picture"/>
                     <pic:cNvPicPr>
                       <a:picLocks noChangeArrowheads="1" noChangeAspect="1"/>
                     </pic:cNvPicPr>
@@ -4148,7 +3950,7 @@
               <a:graphicData uri="http://schemas.openxmlformats.org/drawingml/2006/picture">
                 <pic:pic>
                   <pic:nvPicPr>
-                    <pic:cNvPr descr="/home/gpca/datamining/examples/Rmd/doc/6-PatternMining_files/figure-docx/unnamed-chunk-14-1.png" id="33" name="Picture"/>
+                    <pic:cNvPr descr="C:/Git/eogasawara/datamining/examples/Rmd/doc/6-PatternMining_files/figure-docx/unnamed-chunk-14-1.png" id="33" name="Picture"/>
                     <pic:cNvPicPr>
                       <a:picLocks noChangeArrowheads="1" noChangeAspect="1"/>
                     </pic:cNvPicPr>
@@ -4734,25 +4536,25 @@
         <w:rPr>
           <w:rStyle w:val="VerbatimChar"/>
         </w:rPr>
-        <w:t xml:space="preserve">## preprocessing ... 1 partition(s), 0 MB [0.003s]</w:t>
-      </w:r>
-      <w:r>
-        <w:br/>
-      </w:r>
-      <w:r>
-        <w:rPr>
-          <w:rStyle w:val="VerbatimChar"/>
-        </w:rPr>
-        <w:t xml:space="preserve">## mining transactions ... 0 MB [0.002s]</w:t>
-      </w:r>
-      <w:r>
-        <w:br/>
-      </w:r>
-      <w:r>
-        <w:rPr>
-          <w:rStyle w:val="VerbatimChar"/>
-        </w:rPr>
-        <w:t xml:space="preserve">## reading sequences ... [0.005s]</w:t>
+        <w:t xml:space="preserve">## preprocessing ... 1 partition(s), 0 MB [0.55s]</w:t>
+      </w:r>
+      <w:r>
+        <w:br/>
+      </w:r>
+      <w:r>
+        <w:rPr>
+          <w:rStyle w:val="VerbatimChar"/>
+        </w:rPr>
+        <w:t xml:space="preserve">## mining transactions ... 0 MB [2.6s]</w:t>
+      </w:r>
+      <w:r>
+        <w:br/>
+      </w:r>
+      <w:r>
+        <w:rPr>
+          <w:rStyle w:val="VerbatimChar"/>
+        </w:rPr>
+        <w:t xml:space="preserve">## reading sequences ... [3.7s]</w:t>
       </w:r>
       <w:r>
         <w:br/>
@@ -4770,7 +4572,7 @@
         <w:rPr>
           <w:rStyle w:val="VerbatimChar"/>
         </w:rPr>
-        <w:t xml:space="preserve">## total elapsed time: 0.01s</w:t>
+        <w:t xml:space="preserve">## total elapsed time: 6.88s</w:t>
       </w:r>
     </w:p>
     <w:p>
@@ -4976,7 +4778,11 @@
       </w:r>
     </w:p>
     <w:bookmarkEnd w:id="36"/>
-    <w:sectPr/>
+    <w:sectPr>
+      <w:footnotePr>
+        <w:numRestart w:val="eachSect"/>
+      </w:footnotePr>
+    </w:sectPr>
   </w:body>
 </w:document>
 </file>
@@ -5148,8 +4954,6 @@
     </w:pPr>
     <w:rPr>
       <w:rFonts w:asciiTheme="majorHAnsi" w:cstheme="majorBidi" w:eastAsiaTheme="majorEastAsia" w:hAnsiTheme="majorHAnsi"/>
-      <w:spacing w:val="-10"/>
-      <w:kern w:val="28"/>
       <w:sz w:val="56"/>
       <w:szCs w:val="56"/>
     </w:rPr>
@@ -5162,15 +4966,13 @@
     <w:rsid w:val="00A10FD9"/>
     <w:rPr>
       <w:rFonts w:asciiTheme="majorHAnsi" w:cstheme="majorBidi" w:eastAsiaTheme="majorEastAsia" w:hAnsiTheme="majorHAnsi"/>
-      <w:spacing w:val="-10"/>
-      <w:kern w:val="28"/>
       <w:sz w:val="56"/>
       <w:szCs w:val="56"/>
     </w:rPr>
   </w:style>
   <w:style w:styleId="Subtitle" w:type="paragraph">
     <w:name w:val="Subtitle"/>
-    <w:basedOn w:val="Normal"/>
+    <w:basedOn w:val="Title"/>
     <w:next w:val="BodyText"/>
     <w:link w:val="SubtitleChar"/>
     <w:uiPriority w:val="11"/>
@@ -5183,7 +4985,6 @@
     </w:pPr>
     <w:rPr>
       <w:rFonts w:cstheme="majorBidi" w:eastAsiaTheme="majorEastAsia"/>
-      <w:color w:themeColor="text1" w:themeTint="A6" w:val="595959"/>
       <w:spacing w:val="15"/>
       <w:sz w:val="28"/>
       <w:szCs w:val="28"/>
@@ -5205,23 +5006,31 @@
   </w:style>
   <w:style w:customStyle="1" w:styleId="Author" w:type="paragraph">
     <w:name w:val="Author"/>
+    <w:basedOn w:val="Title"/>
     <w:next w:val="BodyText"/>
     <w:qFormat/>
     <w:pPr>
       <w:keepNext/>
       <w:keepLines/>
-      <w:jc w:val="center"/>
     </w:pPr>
+    <w:rPr>
+      <w:sz w:val="24"/>
+      <w:szCs w:val="24"/>
+    </w:rPr>
   </w:style>
   <w:style w:styleId="Date" w:type="paragraph">
     <w:name w:val="Date"/>
+    <w:basedOn w:val="Title"/>
     <w:next w:val="BodyText"/>
     <w:qFormat/>
     <w:pPr>
       <w:keepNext/>
       <w:keepLines/>
-      <w:jc w:val="center"/>
     </w:pPr>
+    <w:rPr>
+      <w:sz w:val="24"/>
+      <w:szCs w:val="24"/>
+    </w:rPr>
   </w:style>
   <w:style w:customStyle="1" w:styleId="AbstractTitle" w:type="paragraph">
     <w:name w:val="Abstract Title"/>
@@ -5236,7 +5045,6 @@
     </w:pPr>
     <w:rPr>
       <w:b/>
-      <w:color w:val="345A8A"/>
       <w:sz w:val="20"/>
       <w:szCs w:val="20"/>
     </w:rPr>
